--- a/SurgEndosc_SupplementaryTableS5.docx
+++ b/SurgEndosc_SupplementaryTableS5.docx
@@ -2267,7 +2267,7 @@
         <w:t>Exposure.</w:t>
       </w:r>
       <w:r>
-        <w:t xml:space="preserve"> Exposure was assigned by keyword rule and validated against blinded reviewer consensus in a 132-child subsample (κ=0.82); for the remainder it was not independently reviewed, though the rule and the reviewers agreed on 120 of 132 in that subsample and restricting the analysis to it changed nothing. Within the consensus-adjudicated subsample the keyword rule and the reviewer consensus disagreed on 5 of 124 children (4.0%). The intention-to-treat analysis is the one most sensitive to exposure misclassification, since most reviewer disagreements about approach lay on the very boundary it moves.</w:t>
+        <w:t xml:space="preserve"> Exposure was assigned by keyword rule and validated against blinded reviewer consensus in a 132-child subsample (κ=0.82); for the remainder it was not independently reviewed, though the rule and the reviewers agreed on 120 of 132 in that subsample and restricting the analysis to it changed nothing. Within the consensus-adjudicated subsample the keyword rule and the reviewer consensus disagreed on 5 of 124 children (4.0%). The intention-to-treat analysis is the one most sensitive to exposure misclassification, since most reviewer disagreements about approach lay on the very boundary it moves. The same keyword rule was used to confirm cohort eligibility (§2.2, 31 children excluded); unlike approach and necrosis, this eligibility step was not separately validated against blinded reviewer consensus.</w:t>
       </w:r>
     </w:p>
     <w:p>
@@ -2278,7 +2278,7 @@
         <w:t>Cohort and outcome definitions.</w:t>
       </w:r>
       <w:r>
-        <w:t xml:space="preserve"> Planned staged reoperations were excluded by design; counting them as outcomes left the comparison null. Eighteen children whose index record proved not to be a primary Ladd procedure were excluded by blinded adjudication rather than as a sensitivity analysis alone; three had been reoperated, which is why the cohort and event count differ from the earliest-operation rule. The 42-day window is arbitrary: adhesive obstruction presenting later was not counted, so 8.5% after laparoscopy beyond one year is a lower bound, and the design cannot address recurrent volvulus, the outcome on which the comparative literature has focused, of which we saw two cases.</w:t>
+        <w:t xml:space="preserve"> Planned staged reoperations were excluded by design; counting them as outcomes left the comparison null. Eighteen children whose index record proved not to be a primary Ladd procedure were excluded by blinded adjudication rather than as a sensitivity analysis alone; three had been reoperated, which is why the cohort and event count differ from the earliest-operation rule. The 42-day window is arbitrary: adhesive obstruction presenting later was not counted, so 8.5% after laparoscopy beyond one year is a lower bound, and the design cannot address recurrent volvulus, the outcome on which the comparative literature has focused, of which we saw two cases. The open-related comparator combines conversion and open surgery, which were not internally homogeneous (11.3% vs. 4.2%, p=0.091, §3.4); pooling them may dilute or exaggerate a true difference with either true open surgery or true conversion alone.</w:t>
       </w:r>
     </w:p>
     <w:p>
